--- a/portal/public/downloads/SETUP-HELPER-CARD-v3-PUBLIC-KIT.docx
+++ b/portal/public/downloads/SETUP-HELPER-CARD-v3-PUBLIC-KIT.docx
@@ -105,7 +105,7 @@
                 <w:color w:val="173428"/>
                 <w:sz w:val="18"/>
               </w:rPr>
-              <w:t>The helper obtains and verifies the protected public v1.1.0 kit. Public access needs no collaborator invitation. Your real work remains in a separate private or local project.</w:t>
+              <w:t>The helper obtains and verifies the protected public v1.2.0 kit. Public access needs no collaborator invitation. Your real work remains in a separate private or local project.</w:t>
             </w:r>
           </w:p>
         </w:tc>
@@ -398,7 +398,7 @@
         <w:color w:val="5D7469"/>
         <w:sz w:val="16"/>
       </w:rPr>
-      <w:t>Employee rescue copy  ·  v1.1.0</w:t>
+      <w:t>Employee rescue copy  ·  v1.2.0</w:t>
     </w:r>
   </w:p>
 </w:ftr>
